--- a/Capitulo_05/Cap05_Politica_Gestion_Datos_v1.0.docx
+++ b/Capitulo_05/Cap05_Politica_Gestion_Datos_v1.0.docx
@@ -201,12 +201,6 @@
         <w:gridCol w:w="2340"/>
       </w:tblGrid>
       <w:tr>
-        <w:tblPrEx>
-          <w:tblCellMar>
-            <w:top w:w="0" w:type="dxa"/>
-            <w:bottom w:w="0" w:type="dxa"/>
-          </w:tblCellMar>
-        </w:tblPrEx>
         <w:trPr>
           <w:tblHeader/>
         </w:trPr>
@@ -344,12 +338,6 @@
         </w:tc>
       </w:tr>
       <w:tr>
-        <w:tblPrEx>
-          <w:tblCellMar>
-            <w:top w:w="0" w:type="dxa"/>
-            <w:bottom w:w="0" w:type="dxa"/>
-          </w:tblCellMar>
-        </w:tblPrEx>
         <w:tc>
           <w:tcPr>
             <w:tcW w:w="2340" w:type="dxa"/>
@@ -468,12 +456,6 @@
         </w:tc>
       </w:tr>
       <w:tr>
-        <w:tblPrEx>
-          <w:tblCellMar>
-            <w:top w:w="0" w:type="dxa"/>
-            <w:bottom w:w="0" w:type="dxa"/>
-          </w:tblCellMar>
-        </w:tblPrEx>
         <w:tc>
           <w:tcPr>
             <w:tcW w:w="2340" w:type="dxa"/>
@@ -612,12 +594,6 @@
         <w:gridCol w:w="3120"/>
       </w:tblGrid>
       <w:tr>
-        <w:tblPrEx>
-          <w:tblCellMar>
-            <w:top w:w="0" w:type="dxa"/>
-            <w:bottom w:w="0" w:type="dxa"/>
-          </w:tblCellMar>
-        </w:tblPrEx>
         <w:trPr>
           <w:tblHeader/>
         </w:trPr>
@@ -722,12 +698,6 @@
         </w:tc>
       </w:tr>
       <w:tr>
-        <w:tblPrEx>
-          <w:tblCellMar>
-            <w:top w:w="0" w:type="dxa"/>
-            <w:bottom w:w="0" w:type="dxa"/>
-          </w:tblCellMar>
-        </w:tblPrEx>
         <w:tc>
           <w:tcPr>
             <w:tcW w:w="3120" w:type="dxa"/>
@@ -805,12 +775,6 @@
         </w:tc>
       </w:tr>
       <w:tr>
-        <w:tblPrEx>
-          <w:tblCellMar>
-            <w:top w:w="0" w:type="dxa"/>
-            <w:bottom w:w="0" w:type="dxa"/>
-          </w:tblCellMar>
-        </w:tblPrEx>
         <w:tc>
           <w:tcPr>
             <w:tcW w:w="3120" w:type="dxa"/>
@@ -1027,12 +991,6 @@
         <w:gridCol w:w="3880"/>
       </w:tblGrid>
       <w:tr>
-        <w:tblPrEx>
-          <w:tblCellMar>
-            <w:top w:w="0" w:type="dxa"/>
-            <w:bottom w:w="0" w:type="dxa"/>
-          </w:tblCellMar>
-        </w:tblPrEx>
         <w:trPr>
           <w:tblHeader/>
         </w:trPr>
@@ -1137,12 +1095,6 @@
         </w:tc>
       </w:tr>
       <w:tr>
-        <w:tblPrEx>
-          <w:tblCellMar>
-            <w:top w:w="0" w:type="dxa"/>
-            <w:bottom w:w="0" w:type="dxa"/>
-          </w:tblCellMar>
-        </w:tblPrEx>
         <w:tc>
           <w:tcPr>
             <w:tcW w:w="1600" w:type="dxa"/>
@@ -1234,12 +1186,6 @@
         </w:tc>
       </w:tr>
       <w:tr>
-        <w:tblPrEx>
-          <w:tblCellMar>
-            <w:top w:w="0" w:type="dxa"/>
-            <w:bottom w:w="0" w:type="dxa"/>
-          </w:tblCellMar>
-        </w:tblPrEx>
         <w:tc>
           <w:tcPr>
             <w:tcW w:w="1600" w:type="dxa"/>
@@ -1331,12 +1277,6 @@
         </w:tc>
       </w:tr>
       <w:tr>
-        <w:tblPrEx>
-          <w:tblCellMar>
-            <w:top w:w="0" w:type="dxa"/>
-            <w:bottom w:w="0" w:type="dxa"/>
-          </w:tblCellMar>
-        </w:tblPrEx>
         <w:tc>
           <w:tcPr>
             <w:tcW w:w="1600" w:type="dxa"/>
@@ -1428,12 +1368,6 @@
         </w:tc>
       </w:tr>
       <w:tr>
-        <w:tblPrEx>
-          <w:tblCellMar>
-            <w:top w:w="0" w:type="dxa"/>
-            <w:bottom w:w="0" w:type="dxa"/>
-          </w:tblCellMar>
-        </w:tblPrEx>
         <w:tc>
           <w:tcPr>
             <w:tcW w:w="1600" w:type="dxa"/>
@@ -1770,12 +1704,6 @@
         <w:gridCol w:w="2360"/>
       </w:tblGrid>
       <w:tr>
-        <w:tblPrEx>
-          <w:tblCellMar>
-            <w:top w:w="0" w:type="dxa"/>
-            <w:bottom w:w="0" w:type="dxa"/>
-          </w:tblCellMar>
-        </w:tblPrEx>
         <w:trPr>
           <w:tblHeader/>
         </w:trPr>
@@ -1913,12 +1841,6 @@
         </w:tc>
       </w:tr>
       <w:tr>
-        <w:tblPrEx>
-          <w:tblCellMar>
-            <w:top w:w="0" w:type="dxa"/>
-            <w:bottom w:w="0" w:type="dxa"/>
-          </w:tblCellMar>
-        </w:tblPrEx>
         <w:tc>
           <w:tcPr>
             <w:tcW w:w="2600" w:type="dxa"/>
@@ -2025,12 +1947,6 @@
         </w:tc>
       </w:tr>
       <w:tr>
-        <w:tblPrEx>
-          <w:tblCellMar>
-            <w:top w:w="0" w:type="dxa"/>
-            <w:bottom w:w="0" w:type="dxa"/>
-          </w:tblCellMar>
-        </w:tblPrEx>
         <w:tc>
           <w:tcPr>
             <w:tcW w:w="2600" w:type="dxa"/>
@@ -2137,12 +2053,6 @@
         </w:tc>
       </w:tr>
       <w:tr>
-        <w:tblPrEx>
-          <w:tblCellMar>
-            <w:top w:w="0" w:type="dxa"/>
-            <w:bottom w:w="0" w:type="dxa"/>
-          </w:tblCellMar>
-        </w:tblPrEx>
         <w:tc>
           <w:tcPr>
             <w:tcW w:w="2600" w:type="dxa"/>
@@ -2249,12 +2159,6 @@
         </w:tc>
       </w:tr>
       <w:tr>
-        <w:tblPrEx>
-          <w:tblCellMar>
-            <w:top w:w="0" w:type="dxa"/>
-            <w:bottom w:w="0" w:type="dxa"/>
-          </w:tblCellMar>
-        </w:tblPrEx>
         <w:tc>
           <w:tcPr>
             <w:tcW w:w="2600" w:type="dxa"/>
@@ -2361,12 +2265,6 @@
         </w:tc>
       </w:tr>
       <w:tr>
-        <w:tblPrEx>
-          <w:tblCellMar>
-            <w:top w:w="0" w:type="dxa"/>
-            <w:bottom w:w="0" w:type="dxa"/>
-          </w:tblCellMar>
-        </w:tblPrEx>
         <w:tc>
           <w:tcPr>
             <w:tcW w:w="2600" w:type="dxa"/>
@@ -2473,12 +2371,6 @@
         </w:tc>
       </w:tr>
       <w:tr>
-        <w:tblPrEx>
-          <w:tblCellMar>
-            <w:top w:w="0" w:type="dxa"/>
-            <w:bottom w:w="0" w:type="dxa"/>
-          </w:tblCellMar>
-        </w:tblPrEx>
         <w:tc>
           <w:tcPr>
             <w:tcW w:w="2600" w:type="dxa"/>
@@ -2905,12 +2797,6 @@
         <w:gridCol w:w="3480"/>
       </w:tblGrid>
       <w:tr>
-        <w:tblPrEx>
-          <w:tblCellMar>
-            <w:top w:w="0" w:type="dxa"/>
-            <w:bottom w:w="0" w:type="dxa"/>
-          </w:tblCellMar>
-        </w:tblPrEx>
         <w:trPr>
           <w:tblHeader/>
         </w:trPr>
@@ -3015,12 +2901,6 @@
         </w:tc>
       </w:tr>
       <w:tr>
-        <w:tblPrEx>
-          <w:tblCellMar>
-            <w:top w:w="0" w:type="dxa"/>
-            <w:bottom w:w="0" w:type="dxa"/>
-          </w:tblCellMar>
-        </w:tblPrEx>
         <w:tc>
           <w:tcPr>
             <w:tcW w:w="2400" w:type="dxa"/>
@@ -3124,12 +3004,6 @@
         </w:tc>
       </w:tr>
       <w:tr>
-        <w:tblPrEx>
-          <w:tblCellMar>
-            <w:top w:w="0" w:type="dxa"/>
-            <w:bottom w:w="0" w:type="dxa"/>
-          </w:tblCellMar>
-        </w:tblPrEx>
         <w:tc>
           <w:tcPr>
             <w:tcW w:w="2400" w:type="dxa"/>
@@ -3247,12 +3121,6 @@
         </w:tc>
       </w:tr>
       <w:tr>
-        <w:tblPrEx>
-          <w:tblCellMar>
-            <w:top w:w="0" w:type="dxa"/>
-            <w:bottom w:w="0" w:type="dxa"/>
-          </w:tblCellMar>
-        </w:tblPrEx>
         <w:tc>
           <w:tcPr>
             <w:tcW w:w="2400" w:type="dxa"/>
@@ -3342,12 +3210,6 @@
         </w:tc>
       </w:tr>
       <w:tr>
-        <w:tblPrEx>
-          <w:tblCellMar>
-            <w:top w:w="0" w:type="dxa"/>
-            <w:bottom w:w="0" w:type="dxa"/>
-          </w:tblCellMar>
-        </w:tblPrEx>
         <w:tc>
           <w:tcPr>
             <w:tcW w:w="2400" w:type="dxa"/>
@@ -3637,12 +3499,6 @@
         <w:gridCol w:w="2520"/>
       </w:tblGrid>
       <w:tr>
-        <w:tblPrEx>
-          <w:tblCellMar>
-            <w:top w:w="0" w:type="dxa"/>
-            <w:bottom w:w="0" w:type="dxa"/>
-          </w:tblCellMar>
-        </w:tblPrEx>
         <w:trPr>
           <w:tblHeader/>
         </w:trPr>
@@ -3780,12 +3636,6 @@
         </w:tc>
       </w:tr>
       <w:tr>
-        <w:tblPrEx>
-          <w:tblCellMar>
-            <w:top w:w="0" w:type="dxa"/>
-            <w:bottom w:w="0" w:type="dxa"/>
-          </w:tblCellMar>
-        </w:tblPrEx>
         <w:tc>
           <w:tcPr>
             <w:tcW w:w="1800" w:type="dxa"/>
@@ -3906,12 +3756,6 @@
         </w:tc>
       </w:tr>
       <w:tr>
-        <w:tblPrEx>
-          <w:tblCellMar>
-            <w:top w:w="0" w:type="dxa"/>
-            <w:bottom w:w="0" w:type="dxa"/>
-          </w:tblCellMar>
-        </w:tblPrEx>
         <w:tc>
           <w:tcPr>
             <w:tcW w:w="1800" w:type="dxa"/>
@@ -4032,12 +3876,6 @@
         </w:tc>
       </w:tr>
       <w:tr>
-        <w:tblPrEx>
-          <w:tblCellMar>
-            <w:top w:w="0" w:type="dxa"/>
-            <w:bottom w:w="0" w:type="dxa"/>
-          </w:tblCellMar>
-        </w:tblPrEx>
         <w:tc>
           <w:tcPr>
             <w:tcW w:w="1800" w:type="dxa"/>
@@ -4158,12 +3996,6 @@
         </w:tc>
       </w:tr>
       <w:tr>
-        <w:tblPrEx>
-          <w:tblCellMar>
-            <w:top w:w="0" w:type="dxa"/>
-            <w:bottom w:w="0" w:type="dxa"/>
-          </w:tblCellMar>
-        </w:tblPrEx>
         <w:tc>
           <w:tcPr>
             <w:tcW w:w="1800" w:type="dxa"/>
@@ -4410,12 +4242,6 @@
         <w:gridCol w:w="2640"/>
       </w:tblGrid>
       <w:tr>
-        <w:tblPrEx>
-          <w:tblCellMar>
-            <w:top w:w="0" w:type="dxa"/>
-            <w:bottom w:w="0" w:type="dxa"/>
-          </w:tblCellMar>
-        </w:tblPrEx>
         <w:trPr>
           <w:tblHeader/>
         </w:trPr>
@@ -4553,12 +4379,6 @@
         </w:tc>
       </w:tr>
       <w:tr>
-        <w:tblPrEx>
-          <w:tblCellMar>
-            <w:top w:w="0" w:type="dxa"/>
-            <w:bottom w:w="0" w:type="dxa"/>
-          </w:tblCellMar>
-        </w:tblPrEx>
         <w:tc>
           <w:tcPr>
             <w:tcW w:w="2800" w:type="dxa"/>
@@ -4677,12 +4497,6 @@
         </w:tc>
       </w:tr>
       <w:tr>
-        <w:tblPrEx>
-          <w:tblCellMar>
-            <w:top w:w="0" w:type="dxa"/>
-            <w:bottom w:w="0" w:type="dxa"/>
-          </w:tblCellMar>
-        </w:tblPrEx>
         <w:tc>
           <w:tcPr>
             <w:tcW w:w="2800" w:type="dxa"/>
@@ -4801,12 +4615,6 @@
         </w:tc>
       </w:tr>
       <w:tr>
-        <w:tblPrEx>
-          <w:tblCellMar>
-            <w:top w:w="0" w:type="dxa"/>
-            <w:bottom w:w="0" w:type="dxa"/>
-          </w:tblCellMar>
-        </w:tblPrEx>
         <w:tc>
           <w:tcPr>
             <w:tcW w:w="2800" w:type="dxa"/>
@@ -4925,12 +4733,6 @@
         </w:tc>
       </w:tr>
       <w:tr>
-        <w:tblPrEx>
-          <w:tblCellMar>
-            <w:top w:w="0" w:type="dxa"/>
-            <w:bottom w:w="0" w:type="dxa"/>
-          </w:tblCellMar>
-        </w:tblPrEx>
         <w:tc>
           <w:tcPr>
             <w:tcW w:w="2800" w:type="dxa"/>
@@ -5049,12 +4851,6 @@
         </w:tc>
       </w:tr>
       <w:tr>
-        <w:tblPrEx>
-          <w:tblCellMar>
-            <w:top w:w="0" w:type="dxa"/>
-            <w:bottom w:w="0" w:type="dxa"/>
-          </w:tblCellMar>
-        </w:tblPrEx>
         <w:tc>
           <w:tcPr>
             <w:tcW w:w="2800" w:type="dxa"/>
@@ -5173,12 +4969,6 @@
         </w:tc>
       </w:tr>
       <w:tr>
-        <w:tblPrEx>
-          <w:tblCellMar>
-            <w:top w:w="0" w:type="dxa"/>
-            <w:bottom w:w="0" w:type="dxa"/>
-          </w:tblCellMar>
-        </w:tblPrEx>
         <w:tc>
           <w:tcPr>
             <w:tcW w:w="2800" w:type="dxa"/>
@@ -5297,12 +5087,6 @@
         </w:tc>
       </w:tr>
       <w:tr>
-        <w:tblPrEx>
-          <w:tblCellMar>
-            <w:top w:w="0" w:type="dxa"/>
-            <w:bottom w:w="0" w:type="dxa"/>
-          </w:tblCellMar>
-        </w:tblPrEx>
         <w:tc>
           <w:tcPr>
             <w:tcW w:w="2800" w:type="dxa"/>
@@ -5797,12 +5581,6 @@
         <w:gridCol w:w="6560"/>
       </w:tblGrid>
       <w:tr>
-        <w:tblPrEx>
-          <w:tblCellMar>
-            <w:top w:w="0" w:type="dxa"/>
-            <w:bottom w:w="0" w:type="dxa"/>
-          </w:tblCellMar>
-        </w:tblPrEx>
         <w:trPr>
           <w:tblHeader/>
         </w:trPr>
@@ -5874,12 +5652,6 @@
         </w:tc>
       </w:tr>
       <w:tr>
-        <w:tblPrEx>
-          <w:tblCellMar>
-            <w:top w:w="0" w:type="dxa"/>
-            <w:bottom w:w="0" w:type="dxa"/>
-          </w:tblCellMar>
-        </w:tblPrEx>
         <w:tc>
           <w:tcPr>
             <w:tcW w:w="2800" w:type="dxa"/>
@@ -5940,12 +5712,6 @@
         </w:tc>
       </w:tr>
       <w:tr>
-        <w:tblPrEx>
-          <w:tblCellMar>
-            <w:top w:w="0" w:type="dxa"/>
-            <w:bottom w:w="0" w:type="dxa"/>
-          </w:tblCellMar>
-        </w:tblPrEx>
         <w:tc>
           <w:tcPr>
             <w:tcW w:w="2800" w:type="dxa"/>
@@ -6006,12 +5772,6 @@
         </w:tc>
       </w:tr>
       <w:tr>
-        <w:tblPrEx>
-          <w:tblCellMar>
-            <w:top w:w="0" w:type="dxa"/>
-            <w:bottom w:w="0" w:type="dxa"/>
-          </w:tblCellMar>
-        </w:tblPrEx>
         <w:tc>
           <w:tcPr>
             <w:tcW w:w="2800" w:type="dxa"/>
@@ -6072,12 +5832,6 @@
         </w:tc>
       </w:tr>
       <w:tr>
-        <w:tblPrEx>
-          <w:tblCellMar>
-            <w:top w:w="0" w:type="dxa"/>
-            <w:bottom w:w="0" w:type="dxa"/>
-          </w:tblCellMar>
-        </w:tblPrEx>
         <w:tc>
           <w:tcPr>
             <w:tcW w:w="2800" w:type="dxa"/>
